--- a/books/doctrine-of-sacrifice/downloads/doctrine-of-sacrifice.docx
+++ b/books/doctrine-of-sacrifice/downloads/doctrine-of-sacrifice.docx
@@ -1379,7 +1379,7 @@
         <w:rPr>
           <w:lang w:val="en-GB"/>
         </w:rPr>
-        <w:t xml:space="preserve">Your Friend and Well-Wisher,</w:t>
+        <w:t xml:space="preserve">Your Friend and Well-wisher,</w:t>
       </w:r>
     </w:p>
     <w:p>
@@ -1664,7 +1664,26 @@
         <w:rPr>
           <w:lang w:val="en-GB"/>
         </w:rPr>
-        <w:t xml:space="preserve">—GENESIS iv. 3-7.</w:t>
+        <w:t xml:space="preserve">—</w:t>
+      </w:r>
+      <w:r>
+        <w:rPr>
+          <w:smallCaps/>
+          <w:lang w:val="en-GB"/>
+        </w:rPr>
+        <w:t xml:space="preserve">Genesis</w:t>
+      </w:r>
+      <w:r>
+        <w:rPr>
+          <w:lang w:val="en-GB"/>
+        </w:rPr>
+        <w:t xml:space="preserve"> </w:t>
+      </w:r>
+      <w:r>
+        <w:rPr>
+          <w:lang w:val="en-GB"/>
+        </w:rPr>
+        <w:t xml:space="preserve">iv. 3-7.</w:t>
       </w:r>
     </w:p>
     <w:p>
@@ -2262,7 +2281,26 @@
         <w:rPr>
           <w:lang w:val="en-GB"/>
         </w:rPr>
-        <w:t xml:space="preserve">—Genesis viii. 20-22.</w:t>
+        <w:t xml:space="preserve">—</w:t>
+      </w:r>
+      <w:r>
+        <w:rPr>
+          <w:smallCaps/>
+          <w:lang w:val="en-GB"/>
+        </w:rPr>
+        <w:t xml:space="preserve">Genesis</w:t>
+      </w:r>
+      <w:r>
+        <w:rPr>
+          <w:lang w:val="en-GB"/>
+        </w:rPr>
+        <w:t xml:space="preserve"> </w:t>
+      </w:r>
+      <w:r>
+        <w:rPr>
+          <w:lang w:val="en-GB"/>
+        </w:rPr>
+        <w:t xml:space="preserve">viii. 20-22.</w:t>
       </w:r>
     </w:p>
     <w:p>
@@ -2520,7 +2558,26 @@
         <w:rPr>
           <w:lang w:val="en-GB"/>
         </w:rPr>
-        <w:t xml:space="preserve">And it came to pass after these things, that God did tempt Abraham, and said unto him, Abraham: and he said, Behold, here I am. And he said, Take now thy son, thine only son Isaac, whom thou lovest, and get thee into the land of Moriah; and offer him there for a burnt-offering upon one of the mountains which I will tell thee of.—GENESIS xxii. 1, 2.</w:t>
+        <w:t xml:space="preserve">And it came to pass after these things, that God did tempt Abraham, and said unto him, Abraham: and he said, Behold, here I am. And he said, Take now thy son, thine only son Isaac, whom thou lovest, and get thee into the land of Moriah; and offer him there for a burnt-offering upon one of the mountains which I will tell thee of.—</w:t>
+      </w:r>
+      <w:r>
+        <w:rPr>
+          <w:smallCaps/>
+          <w:lang w:val="en-GB"/>
+        </w:rPr>
+        <w:t xml:space="preserve">Genesis</w:t>
+      </w:r>
+      <w:r>
+        <w:rPr>
+          <w:lang w:val="en-GB"/>
+        </w:rPr>
+        <w:t xml:space="preserve"> </w:t>
+      </w:r>
+      <w:r>
+        <w:rPr>
+          <w:lang w:val="en-GB"/>
+        </w:rPr>
+        <w:t xml:space="preserve">xxii. 1, 2.</w:t>
       </w:r>
     </w:p>
     <w:p>
@@ -2877,7 +2934,26 @@
         <w:rPr>
           <w:lang w:val="en-GB"/>
         </w:rPr>
-        <w:t xml:space="preserve">—Exodus xiii. 14-17.</w:t>
+        <w:t xml:space="preserve">—</w:t>
+      </w:r>
+      <w:r>
+        <w:rPr>
+          <w:smallCaps/>
+          <w:lang w:val="en-GB"/>
+        </w:rPr>
+        <w:t xml:space="preserve">Exodus</w:t>
+      </w:r>
+      <w:r>
+        <w:rPr>
+          <w:lang w:val="en-GB"/>
+        </w:rPr>
+        <w:t xml:space="preserve"> </w:t>
+      </w:r>
+      <w:r>
+        <w:rPr>
+          <w:lang w:val="en-GB"/>
+        </w:rPr>
+        <w:t xml:space="preserve">xiii. 14-17.</w:t>
       </w:r>
     </w:p>
     <w:p>
@@ -3674,7 +3750,26 @@
         <w:rPr>
           <w:lang w:val="en-GB"/>
         </w:rPr>
-        <w:t xml:space="preserve">For thou desirest not sacrifice; else would I give it: thou delightest not in burnt-offering. The sacrifices of God are a broken spirit: a broken and a contrite heart, O God, thou wilt not despise.’—Psalm li. 16, 17.</w:t>
+        <w:t xml:space="preserve">For thou desirest not sacrifice; else would I give it: thou delightest not in burnt-offering. The sacrifices of God are a broken spirit: a broken and a contrite heart, O God, thou wilt not despise.’—</w:t>
+      </w:r>
+      <w:r>
+        <w:rPr>
+          <w:smallCaps/>
+          <w:lang w:val="en-GB"/>
+        </w:rPr>
+        <w:t xml:space="preserve">Psalm</w:t>
+      </w:r>
+      <w:r>
+        <w:rPr>
+          <w:lang w:val="en-GB"/>
+        </w:rPr>
+        <w:t xml:space="preserve"> </w:t>
+      </w:r>
+      <w:r>
+        <w:rPr>
+          <w:lang w:val="en-GB"/>
+        </w:rPr>
+        <w:t xml:space="preserve">li. 16, 17.</w:t>
       </w:r>
     </w:p>
     <w:p>
@@ -3806,22 +3901,18 @@
     </w:p>
     <w:p>
       <w:pPr>
-        <w:pStyle w:val="Compact"/>
-        <w:numPr>
-          <w:ilvl w:val="0"/>
-          <w:numId w:val="1001"/>
-        </w:numPr>
-      </w:pPr>
-      <w:r>
-        <w:rPr>
-          <w:lang w:val="en-GB"/>
-        </w:rPr>
-        <w:t xml:space="preserve">No one could have taught his countrymen these lessons who had not learnt that he needed to be judged and reformed, that he could not judge and reform himself; that the Searcher of hearts, the King of his land, was doing that work for him; that in doing it He was fulfilling the covenant which He had made with the Israelites; that to submit freely and frankly to that process was the man’s part of the covenant, was the sacrifice which God above all others demanded of him. And this is the link between the fiftieth and the fifty-first Psalms, which in outward characteristics are so dissimilar, and yet in which we found a striking correspondence on the subject of sacrifice. The circumstances which suggested this last Psalm do not affect its nature, but I shall assume the old tradition, which few have ever disbelieved, that it is the confession of David’s sin against Bathsheba and Uriah. We may believe that the King did not say, Thou desirest no sacrifice, else would I give it, without having made the experiment. It was a most natural thing for him to betake himself to the Tabernacle which he had frequented before; to make his gifts there more costly than in former days; to persuade himself that if other men’s transgressions were forgiven, his, who had fought so many battles for the Lord, and sung so many songs to Him, would certainly be overlooked. Why did not the result answer to his expectation? Why, after the priest had duly presented the whole burnt-offering—had praised him, perhaps, because his devotion and bounty were greater than ever—did he return to his house, with his countenance fallen, with the same weight on his heart as before, with his moisture still like the drought in summer? That singing men and singing women should not avail to give him ease, he might have expected. But the sin-offering, the trespass-offering, the peace-offering—could not they do it? What did the Law mean—what did the whole service of the Tabernacle, the ordinance of the Passover—mean, if this were the case? This at least was clear: he was not at peace. His conscience told him so; his endeavours to persuade himself that the voice which spoke to him there was not the voice of God utterly failed. God evidently did not delight in David’s burnt-offering more than He delighted in Cain’s.</w:t>
-      </w:r>
-    </w:p>
-    <w:p>
-      <w:pPr>
-        <w:pStyle w:val="FirstParagraph"/>
+        <w:pStyle w:val="BodyText"/>
+      </w:pPr>
+      <w:r>
+        <w:rPr>
+          <w:lang w:val="en-GB"/>
+        </w:rPr>
+        <w:t xml:space="preserve">II. No one could have taught his countrymen these lessons who had not learnt that he needed to be judged and reformed, that he could not judge and reform himself; that the Searcher of hearts, the King of his land, was doing that work for him; that in doing it He was fulfilling the covenant which He had made with the Israelites; that to submit freely and frankly to that process was the man’s part of the covenant, was the sacrifice which God above all others demanded of him. And this is the link between the fiftieth and the fifty-first Psalms, which in outward characteristics are so dissimilar, and yet in which we found a striking correspondence on the subject of sacrifice. The circumstances which suggested this last Psalm do not affect its nature, but I shall assume the old tradition, which few have ever disbelieved, that it is the confession of David’s sin against Bathsheba and Uriah. We may believe that the King did not say, Thou desirest no sacrifice, else would I give it, without having made the experiment. It was a most natural thing for him to betake himself to the Tabernacle which he had frequented before; to make his gifts there more costly than in former days; to persuade himself that if other men’s transgressions were forgiven, his, who had fought so many battles for the Lord, and sung so many songs to Him, would certainly be overlooked. Why did not the result answer to his expectation? Why, after the priest had duly presented the whole burnt-offering—had praised him, perhaps, because his devotion and bounty were greater than ever—did he return to his house, with his countenance fallen, with the same weight on his heart as before, with his moisture still like the drought in summer? That singing men and singing women should not avail to give him ease, he might have expected. But the sin-offering, the trespass-offering, the peace-offering—could not they do it? What did the Law mean—what did the whole service of the Tabernacle, the ordinance of the Passover—mean, if this were the case? This at least was clear: he was not at peace. His conscience told him so; his endeavours to persuade himself that the voice which spoke to him there was not the voice of God utterly failed. God evidently did not delight in David’s burnt-offering more than He delighted in Cain’s.</w:t>
+      </w:r>
+    </w:p>
+    <w:p>
+      <w:pPr>
+        <w:pStyle w:val="BodyText"/>
       </w:pPr>
       <w:r>
         <w:rPr>
@@ -3973,7 +4064,32 @@
         <w:rPr>
           <w:lang w:val="en-GB"/>
         </w:rPr>
-        <w:t xml:space="preserve">—1 St. Peter i. 18-20.</w:t>
+        <w:t xml:space="preserve">—1</w:t>
+      </w:r>
+      <w:r>
+        <w:rPr>
+          <w:lang w:val="en-GB"/>
+        </w:rPr>
+        <w:t xml:space="preserve"> </w:t>
+      </w:r>
+      <w:r>
+        <w:rPr>
+          <w:smallCaps/>
+          <w:lang w:val="en-GB"/>
+        </w:rPr>
+        <w:t xml:space="preserve">St. Peter</w:t>
+      </w:r>
+      <w:r>
+        <w:rPr>
+          <w:lang w:val="en-GB"/>
+        </w:rPr>
+        <w:t xml:space="preserve"> </w:t>
+      </w:r>
+      <w:r>
+        <w:rPr>
+          <w:lang w:val="en-GB"/>
+        </w:rPr>
+        <w:t xml:space="preserve">i. 18-20.</w:t>
       </w:r>
     </w:p>
     <w:p>
@@ -4965,7 +5081,32 @@
         <w:rPr>
           <w:lang w:val="en-GB"/>
         </w:rPr>
-        <w:t xml:space="preserve">— 1 St. PETER i. 18, 19.</w:t>
+        <w:t xml:space="preserve">— 1</w:t>
+      </w:r>
+      <w:r>
+        <w:rPr>
+          <w:lang w:val="en-GB"/>
+        </w:rPr>
+        <w:t xml:space="preserve"> </w:t>
+      </w:r>
+      <w:r>
+        <w:rPr>
+          <w:smallCaps/>
+          <w:lang w:val="en-GB"/>
+        </w:rPr>
+        <w:t xml:space="preserve">St. Peter</w:t>
+      </w:r>
+      <w:r>
+        <w:rPr>
+          <w:lang w:val="en-GB"/>
+        </w:rPr>
+        <w:t xml:space="preserve"> </w:t>
+      </w:r>
+      <w:r>
+        <w:rPr>
+          <w:lang w:val="en-GB"/>
+        </w:rPr>
+        <w:t xml:space="preserve">i. 18, 19.</w:t>
       </w:r>
     </w:p>
     <w:p>
@@ -5934,7 +6075,26 @@
         <w:rPr>
           <w:lang w:val="en-GB"/>
         </w:rPr>
-        <w:t xml:space="preserve">—Romans iii. 20-27.</w:t>
+        <w:t xml:space="preserve">—</w:t>
+      </w:r>
+      <w:r>
+        <w:rPr>
+          <w:smallCaps/>
+          <w:lang w:val="en-GB"/>
+        </w:rPr>
+        <w:t xml:space="preserve">Romans</w:t>
+      </w:r>
+      <w:r>
+        <w:rPr>
+          <w:lang w:val="en-GB"/>
+        </w:rPr>
+        <w:t xml:space="preserve"> </w:t>
+      </w:r>
+      <w:r>
+        <w:rPr>
+          <w:lang w:val="en-GB"/>
+        </w:rPr>
+        <w:t xml:space="preserve">iii. 20-27.</w:t>
       </w:r>
     </w:p>
     <w:p>
@@ -6377,7 +6537,26 @@
         <w:rPr>
           <w:lang w:val="en-GB"/>
         </w:rPr>
-        <w:t xml:space="preserve">—HEBREWS ix. 19-27.</w:t>
+        <w:t xml:space="preserve">—</w:t>
+      </w:r>
+      <w:r>
+        <w:rPr>
+          <w:smallCaps/>
+          <w:lang w:val="en-GB"/>
+        </w:rPr>
+        <w:t xml:space="preserve">Hebrews</w:t>
+      </w:r>
+      <w:r>
+        <w:rPr>
+          <w:lang w:val="en-GB"/>
+        </w:rPr>
+        <w:t xml:space="preserve"> </w:t>
+      </w:r>
+      <w:r>
+        <w:rPr>
+          <w:lang w:val="en-GB"/>
+        </w:rPr>
+        <w:t xml:space="preserve">ix. 19-27.</w:t>
       </w:r>
     </w:p>
     <w:p>
@@ -6626,17 +6805,13 @@
     </w:p>
     <w:p>
       <w:pPr>
-        <w:pStyle w:val="Compact"/>
-        <w:numPr>
-          <w:ilvl w:val="0"/>
-          <w:numId w:val="1002"/>
-        </w:numPr>
-      </w:pPr>
-      <w:r>
-        <w:rPr>
-          <w:lang w:val="en-GB"/>
-        </w:rPr>
-        <w:t xml:space="preserve">(1.)</w:t>
+        <w:pStyle w:val="BodyText"/>
+      </w:pPr>
+      <w:r>
+        <w:rPr>
+          <w:lang w:val="en-GB"/>
+        </w:rPr>
+        <w:t xml:space="preserve">II. (1.)</w:t>
       </w:r>
       <w:r>
         <w:rPr>
@@ -6677,7 +6852,7 @@
     </w:p>
     <w:p>
       <w:pPr>
-        <w:pStyle w:val="FirstParagraph"/>
+        <w:pStyle w:val="BodyText"/>
       </w:pPr>
       <w:r>
         <w:rPr>
@@ -7127,7 +7302,32 @@
         <w:rPr>
           <w:lang w:val="en-GB"/>
         </w:rPr>
-        <w:t xml:space="preserve">—2 Cor. v. 21.</w:t>
+        <w:t xml:space="preserve">—2</w:t>
+      </w:r>
+      <w:r>
+        <w:rPr>
+          <w:lang w:val="en-GB"/>
+        </w:rPr>
+        <w:t xml:space="preserve"> </w:t>
+      </w:r>
+      <w:r>
+        <w:rPr>
+          <w:smallCaps/>
+          <w:lang w:val="en-GB"/>
+        </w:rPr>
+        <w:t xml:space="preserve">Cor.</w:t>
+      </w:r>
+      <w:r>
+        <w:rPr>
+          <w:lang w:val="en-GB"/>
+        </w:rPr>
+        <w:t xml:space="preserve"> </w:t>
+      </w:r>
+      <w:r>
+        <w:rPr>
+          <w:lang w:val="en-GB"/>
+        </w:rPr>
+        <w:t xml:space="preserve">v. 21.</w:t>
       </w:r>
     </w:p>
     <w:p>
@@ -7317,16 +7517,13 @@
     </w:p>
     <w:p>
       <w:pPr>
-        <w:numPr>
-          <w:ilvl w:val="0"/>
-          <w:numId w:val="1003"/>
-        </w:numPr>
-      </w:pPr>
-      <w:r>
-        <w:rPr>
-          <w:lang w:val="en-GB"/>
-        </w:rPr>
-        <w:t xml:space="preserve">There was a time in our Lord’s life on earth, we are told, when a man met Him, coming out of the tombs, exceeding fierce, whom no man could bind; no, not with chains. That man was possessed by an unclean spirit. Of all men upon earth, you would say that he was the one between whom and the pure and holy Jesus there must have existed the most intense repugnance. What Pharisee, who shrank from the filthy and loathsome words of that maniac, could have experienced one-thousandth part of the inward and intense loathing which Christ must have experienced for the mind that those words expressed? For it was into that He looked; that which He understood; that which in His inmost being He must have felt, which must have given Him a shock such as it could have given to no other. I repeat the words; I beseech you to consider them; He must have felt the wickedness of that man in His inmost being. He must have been conscious of it, as no one else was or could be. Now, if we ever have had the consciousness, in a very slight degree, of evil in another man, has it not been, up to that degree, as if the evil were in ourselves? Suppose the offender were a friend, or a brother, or child, has not this sense of personal shame, of the evil being ours, been proportionably stronger and more acute? However much we might feel ourselves called upon to act as judges, this perception still remained. It was not crushed even by the anger, the selfish anger, and impatience of an injury done to us, which, most probably, mingled with and corrupted the purer indignation and sorrow. Most of us confess with humiliation how little we have had of this lively consciousness of other men’s impurity, or injustice, or falsehood, or baseness. But we do confess it; we know, therefore, that we should be better if we had more of it. In our best moments we admire with a fervent admiration—in our worse, we envy with a wicked envy—those in whom we trace most of it. And we have had just enough of it to be certain that it belongs to the truest and most radical part of the character, not to its transient impulses. Suppose, then, this carried to its highest point, cannot you, at a great distance, apprehend that Christ may have entered into the sin of that poor man’s spirit, may have had the most inward realization of it, not because it was like what was in Himself, but because it was utterly and intensely unlike? And yet are you not sure that this could not have been, unless He had the most perfect and thorough sympathy with this man, whose nature was transformed into the likeness of a brute, whose spirit had acquired the image of a devil? Does the coexistence of this sympathy and this antipathy perplex you? Oh! ask yourselves which you could bear to be away; which you could bear to be weaker than the other? Ask yourselves whether they must not dwell together in their highest degree, in their fullest power, in any one of whom you could say,</w:t>
+        <w:pStyle w:val="BodyText"/>
+      </w:pPr>
+      <w:r>
+        <w:rPr>
+          <w:lang w:val="en-GB"/>
+        </w:rPr>
+        <w:t xml:space="preserve">1. There was a time in our Lord’s life on earth, we are told, when a man met Him, coming out of the tombs, exceeding fierce, whom no man could bind; no, not with chains. That man was possessed by an unclean spirit. Of all men upon earth, you would say that he was the one between whom and the pure and holy Jesus there must have existed the most intense repugnance. What Pharisee, who shrank from the filthy and loathsome words of that maniac, could have experienced one-thousandth part of the inward and intense loathing which Christ must have experienced for the mind that those words expressed? For it was into that He looked; that which He understood; that which in His inmost being He must have felt, which must have given Him a shock such as it could have given to no other. I repeat the words; I beseech you to consider them; He must have felt the wickedness of that man in His inmost being. He must have been conscious of it, as no one else was or could be. Now, if we ever have had the consciousness, in a very slight degree, of evil in another man, has it not been, up to that degree, as if the evil were in ourselves? Suppose the offender were a friend, or a brother, or child, has not this sense of personal shame, of the evil being ours, been proportionably stronger and more acute? However much we might feel ourselves called upon to act as judges, this perception still remained. It was not crushed even by the anger, the selfish anger, and impatience of an injury done to us, which, most probably, mingled with and corrupted the purer indignation and sorrow. Most of us confess with humiliation how little we have had of this lively consciousness of other men’s impurity, or injustice, or falsehood, or baseness. But we do confess it; we know, therefore, that we should be better if we had more of it. In our best moments we admire with a fervent admiration—in our worse, we envy with a wicked envy—those in whom we trace most of it. And we have had just enough of it to be certain that it belongs to the truest and most radical part of the character, not to its transient impulses. Suppose, then, this carried to its highest point, cannot you, at a great distance, apprehend that Christ may have entered into the sin of that poor man’s spirit, may have had the most inward realization of it, not because it was like what was in Himself, but because it was utterly and intensely unlike? And yet are you not sure that this could not have been, unless He had the most perfect and thorough sympathy with this man, whose nature was transformed into the likeness of a brute, whose spirit had acquired the image of a devil? Does the coexistence of this sympathy and this antipathy perplex you? Oh! ask yourselves which you could bear to be away; which you could bear to be weaker than the other? Ask yourselves whether they must not dwell together in their highest degree, in their fullest power, in any one of whom you could say,</w:t>
       </w:r>
       <w:r>
         <w:rPr>
@@ -7355,16 +7552,13 @@
     </w:p>
     <w:p>
       <w:pPr>
-        <w:numPr>
-          <w:ilvl w:val="0"/>
-          <w:numId w:val="1003"/>
-        </w:numPr>
-      </w:pPr>
-      <w:r>
-        <w:rPr>
-          <w:lang w:val="en-GB"/>
-        </w:rPr>
-        <w:t xml:space="preserve">I have taken a single instance, because you can better apprehend the whole truth in that instance, and because from it you may understand that I am not speaking of abstractions, but of that which concerns us as human beings, as conscious sinners. But now carry on your thoughts beyond that particular man with the unclean spirit: carry them to any man in the crowds whom our Lord fed, and to whom He preached: carry them to these, because they were specimens of the race; because His knowledge of their evils is that which He must have had of the evils which are in all the world; because His sympathy with them is the sympathy which He must have had with all who bore their nature; —and then you will, I think, begin to doubt whether St. Paul could have diluted the language which you find in the text without cheating us of a divine treasure. If he had said that Christ took upon Him all the consequences of our sins, would this have been an equivalent for the words,</w:t>
+        <w:pStyle w:val="BodyText"/>
+      </w:pPr>
+      <w:r>
+        <w:rPr>
+          <w:lang w:val="en-GB"/>
+        </w:rPr>
+        <w:t xml:space="preserve">2. I have taken a single instance, because you can better apprehend the whole truth in that instance, and because from it you may understand that I am not speaking of abstractions, but of that which concerns us as human beings, as conscious sinners. But now carry on your thoughts beyond that particular man with the unclean spirit: carry them to any man in the crowds whom our Lord fed, and to whom He preached: carry them to these, because they were specimens of the race; because His knowledge of their evils is that which He must have had of the evils which are in all the world; because His sympathy with them is the sympathy which He must have had with all who bore their nature; —and then you will, I think, begin to doubt whether St. Paul could have diluted the language which you find in the text without cheating us of a divine treasure. If he had said that Christ took upon Him all the consequences of our sins, would this have been an equivalent for the words,</w:t>
       </w:r>
       <w:r>
         <w:rPr>
@@ -7519,7 +7713,7 @@
     </w:p>
     <w:p>
       <w:pPr>
-        <w:pStyle w:val="FirstParagraph"/>
+        <w:pStyle w:val="BodyText"/>
       </w:pPr>
       <w:r>
         <w:rPr>
@@ -7641,7 +7835,26 @@
         <w:rPr>
           <w:lang w:val="en-GB"/>
         </w:rPr>
-        <w:t xml:space="preserve">“Wherefore remember, that ye being in time past Gentiles in the flesh, who are called Uncircumcision by that which is called the Circumcision in the flesh made by hands; that at that time ye were without Christ, being aliens from the commonwealth of Israel, and strangers from the covenants of promise, having no hope, and without God in the world: but now in Christ Jesus ye who sometimes were far off are made nigh by the blood of Christ. For he is our peace, who hath made both one, and hath broken down the middle wall of partition between us; having abolished in his flesh the enmity, even the law of commandments contained in ordinances; for to make in himself of twain one new man, so making peace; and that he might reconcile both unto God in one body by the cross, having slain the enmity thereby: and came and preached peace to you which were afar off, and to them that were nigh. For through him we both have access by one Spirit unto the Father.’—EPHESIANS ii. 11-18.</w:t>
+        <w:t xml:space="preserve">“Wherefore remember, that ye being in time past Gentiles in the flesh, who are called Uncircumcision by that which is called the Circumcision in the flesh made by hands; that at that time ye were without Christ, being aliens from the commonwealth of Israel, and strangers from the covenants of promise, having no hope, and without God in the world: but now in Christ Jesus ye who sometimes were far off are made nigh by the blood of Christ. For he is our peace, who hath made both one, and hath broken down the middle wall of partition between us; having abolished in his flesh the enmity, even the law of commandments contained in ordinances; for to make in himself of twain one new man, so making peace; and that he might reconcile both unto God in one body by the cross, having slain the enmity thereby: and came and preached peace to you which were afar off, and to them that were nigh. For through him we both have access by one Spirit unto the Father.’—</w:t>
+      </w:r>
+      <w:r>
+        <w:rPr>
+          <w:smallCaps/>
+          <w:lang w:val="en-GB"/>
+        </w:rPr>
+        <w:t xml:space="preserve">Ephesians</w:t>
+      </w:r>
+      <w:r>
+        <w:rPr>
+          <w:lang w:val="en-GB"/>
+        </w:rPr>
+        <w:t xml:space="preserve"> </w:t>
+      </w:r>
+      <w:r>
+        <w:rPr>
+          <w:lang w:val="en-GB"/>
+        </w:rPr>
+        <w:t xml:space="preserve">ii. 11-18.</w:t>
       </w:r>
     </w:p>
     <w:p>
@@ -8658,7 +8871,26 @@
         <w:rPr>
           <w:lang w:val="en-GB"/>
         </w:rPr>
-        <w:t xml:space="preserve">—Hebrews ii. 14, 15.</w:t>
+        <w:t xml:space="preserve">—</w:t>
+      </w:r>
+      <w:r>
+        <w:rPr>
+          <w:smallCaps/>
+          <w:lang w:val="en-GB"/>
+        </w:rPr>
+        <w:t xml:space="preserve">Hebrews</w:t>
+      </w:r>
+      <w:r>
+        <w:rPr>
+          <w:lang w:val="en-GB"/>
+        </w:rPr>
+        <w:t xml:space="preserve"> </w:t>
+      </w:r>
+      <w:r>
+        <w:rPr>
+          <w:lang w:val="en-GB"/>
+        </w:rPr>
+        <w:t xml:space="preserve">ii. 14, 15.</w:t>
       </w:r>
     </w:p>
     <w:p>
@@ -9018,13 +9250,32 @@
         <w:rPr>
           <w:lang w:val="en-GB"/>
         </w:rPr>
-        <w:t xml:space="preserve"> </w:t>
-      </w:r>
-      <w:r>
-        <w:rPr>
-          <w:lang w:val="en-GB"/>
-        </w:rPr>
-        <w:t xml:space="preserve">1 John ii. 1, 2.</w:t>
+        <w:t xml:space="preserve">—1</w:t>
+      </w:r>
+      <w:r>
+        <w:rPr>
+          <w:lang w:val="en-GB"/>
+        </w:rPr>
+        <w:t xml:space="preserve"> </w:t>
+      </w:r>
+      <w:r>
+        <w:rPr>
+          <w:smallCaps/>
+          <w:lang w:val="en-GB"/>
+        </w:rPr>
+        <w:t xml:space="preserve">John</w:t>
+      </w:r>
+      <w:r>
+        <w:rPr>
+          <w:lang w:val="en-GB"/>
+        </w:rPr>
+        <w:t xml:space="preserve"> </w:t>
+      </w:r>
+      <w:r>
+        <w:rPr>
+          <w:lang w:val="en-GB"/>
+        </w:rPr>
+        <w:t xml:space="preserve">ii. 1, 2.</w:t>
       </w:r>
     </w:p>
     <w:p>
@@ -9620,7 +9871,32 @@
         <w:rPr>
           <w:lang w:val="en-GB"/>
         </w:rPr>
-        <w:t xml:space="preserve">— Hebrews v. 1-10.</w:t>
+        <w:t xml:space="preserve">—</w:t>
+      </w:r>
+      <w:r>
+        <w:rPr>
+          <w:lang w:val="en-GB"/>
+        </w:rPr>
+        <w:t xml:space="preserve"> </w:t>
+      </w:r>
+      <w:r>
+        <w:rPr>
+          <w:smallCaps/>
+          <w:lang w:val="en-GB"/>
+        </w:rPr>
+        <w:t xml:space="preserve">Hebrews</w:t>
+      </w:r>
+      <w:r>
+        <w:rPr>
+          <w:lang w:val="en-GB"/>
+        </w:rPr>
+        <w:t xml:space="preserve"> </w:t>
+      </w:r>
+      <w:r>
+        <w:rPr>
+          <w:lang w:val="en-GB"/>
+        </w:rPr>
+        <w:t xml:space="preserve">v. 1-10.</w:t>
       </w:r>
     </w:p>
     <w:p>
@@ -9806,17 +10082,13 @@
     </w:p>
     <w:p>
       <w:pPr>
-        <w:pStyle w:val="Compact"/>
-        <w:numPr>
-          <w:ilvl w:val="0"/>
-          <w:numId w:val="1004"/>
-        </w:numPr>
-      </w:pPr>
-      <w:r>
-        <w:rPr>
-          <w:lang w:val="en-GB"/>
-        </w:rPr>
-        <w:t xml:space="preserve">Accordingly, this is the subject to which the writer of the Epistle continually recurs, and which is prominent before all others in our text. But now that we are come to the point, at which we pass from that which is common in the priesthoods to that which separates them, you will observe how skilfully the transition is effected, and how much pains are taken that we shall not forget the resemblance between the eternal priesthood and the temporary.</w:t>
+        <w:pStyle w:val="BodyText"/>
+      </w:pPr>
+      <w:r>
+        <w:rPr>
+          <w:lang w:val="en-GB"/>
+        </w:rPr>
+        <w:t xml:space="preserve">II. Accordingly, this is the subject to which the writer of the Epistle continually recurs, and which is prominent before all others in our text. But now that we are come to the point, at which we pass from that which is common in the priesthoods to that which separates them, you will observe how skilfully the transition is effected, and how much pains are taken that we shall not forget the resemblance between the eternal priesthood and the temporary.</w:t>
       </w:r>
       <w:r>
         <w:rPr>
@@ -9893,7 +10165,7 @@
     </w:p>
     <w:p>
       <w:pPr>
-        <w:pStyle w:val="FirstParagraph"/>
+        <w:pStyle w:val="BodyText"/>
       </w:pPr>
       <w:r>
         <w:rPr>
@@ -10117,13 +10389,26 @@
         <w:rPr>
           <w:lang w:val="en-GB"/>
         </w:rPr>
-        <w:t xml:space="preserve"> </w:t>
-      </w:r>
-      <w:r>
-        <w:rPr>
-          <w:lang w:val="en-GB"/>
-        </w:rPr>
-        <w:t xml:space="preserve">REVELATION i. 5, 6.</w:t>
+        <w:t xml:space="preserve">—</w:t>
+      </w:r>
+      <w:r>
+        <w:rPr>
+          <w:smallCaps/>
+          <w:lang w:val="en-GB"/>
+        </w:rPr>
+        <w:t xml:space="preserve">Revelation</w:t>
+      </w:r>
+      <w:r>
+        <w:rPr>
+          <w:lang w:val="en-GB"/>
+        </w:rPr>
+        <w:t xml:space="preserve"> </w:t>
+      </w:r>
+      <w:r>
+        <w:rPr>
+          <w:lang w:val="en-GB"/>
+        </w:rPr>
+        <w:t xml:space="preserve">i. 5, 6.</w:t>
       </w:r>
     </w:p>
     <w:p>
@@ -10554,16 +10839,13 @@
     </w:p>
     <w:p>
       <w:pPr>
-        <w:numPr>
-          <w:ilvl w:val="0"/>
-          <w:numId w:val="1005"/>
-        </w:numPr>
-      </w:pPr>
-      <w:r>
-        <w:rPr>
-          <w:lang w:val="en-GB"/>
-        </w:rPr>
-        <w:t xml:space="preserve">To Him that loveth us. What is the limitation of this us? How are we to know who have been, who are included in it? St. John was the beloved disciple, the disciple who leaned on Christ’s breast at the Last Supper. He does not fear to give himself the name; writing in his old age, with his heart humbled and broken, he still dares to claim it. And why may we suppose that the Divine Spirit permitted this boldness, and urged him to it? I think, because that Spirit was teaching and compelling him, more than all the other disciples, to show forth Christ’s love, as having no partial ground, as resting on the eternal ground, and, therefore, as comprehending all within its circle. Supposing St. Paul or St. Peter had used this all-embracing language, it might have been said:</w:t>
+        <w:pStyle w:val="BodyText"/>
+      </w:pPr>
+      <w:r>
+        <w:rPr>
+          <w:lang w:val="en-GB"/>
+        </w:rPr>
+        <w:t xml:space="preserve">II. To Him that loveth us. What is the limitation of this us? How are we to know who have been, who are included in it? St. John was the beloved disciple, the disciple who leaned on Christ’s breast at the Last Supper. He does not fear to give himself the name; writing in his old age, with his heart humbled and broken, he still dares to claim it. And why may we suppose that the Divine Spirit permitted this boldness, and urged him to it? I think, because that Spirit was teaching and compelling him, more than all the other disciples, to show forth Christ’s love, as having no partial ground, as resting on the eternal ground, and, therefore, as comprehending all within its circle. Supposing St. Paul or St. Peter had used this all-embracing language, it might have been said:</w:t>
       </w:r>
       <w:r>
         <w:rPr>
@@ -10616,11 +10898,20 @@
     </w:p>
     <w:p>
       <w:pPr>
-        <w:numPr>
-          <w:ilvl w:val="0"/>
-          <w:numId w:val="1005"/>
-        </w:numPr>
-      </w:pPr>
+        <w:pStyle w:val="BodyText"/>
+      </w:pPr>
+      <w:r>
+        <w:rPr>
+          <w:lang w:val="en-GB"/>
+        </w:rPr>
+        <w:t xml:space="preserve">III.</w:t>
+      </w:r>
+      <w:r>
+        <w:rPr>
+          <w:lang w:val="en-GB"/>
+        </w:rPr>
+        <w:t xml:space="preserve"> </w:t>
+      </w:r>
       <w:r>
         <w:rPr>
           <w:lang w:val="en-GB"/>
@@ -10654,7 +10945,7 @@
     </w:p>
     <w:p>
       <w:pPr>
-        <w:pStyle w:val="FirstParagraph"/>
+        <w:pStyle w:val="BodyText"/>
       </w:pPr>
       <w:r>
         <w:rPr>
@@ -10859,17 +11150,13 @@
     </w:p>
     <w:p>
       <w:pPr>
-        <w:pStyle w:val="Compact"/>
-        <w:numPr>
-          <w:ilvl w:val="0"/>
-          <w:numId w:val="1006"/>
-        </w:numPr>
-      </w:pPr>
-      <w:r>
-        <w:rPr>
-          <w:lang w:val="en-GB"/>
-        </w:rPr>
-        <w:t xml:space="preserve">It is a King that our spirits cry for, to guide them, discipline them, unite them to each other; to give them a victory over themselves, a victory over the world. It is a Priest that our spirits cry for, to lift them above themselves to their God and Father; to make them partakers of His nature, fellow-workers in carrying out His purposes. Christ’s Sacrifice is the one authentic testimony that He is both the King and Priest of men. But since He is come to make them like Him—since He has taken their flesh and blood that they might have His Sonship—they have a portion also in all that appertains to that Sonship.</w:t>
+        <w:pStyle w:val="BodyText"/>
+      </w:pPr>
+      <w:r>
+        <w:rPr>
+          <w:lang w:val="en-GB"/>
+        </w:rPr>
+        <w:t xml:space="preserve">IV. It is a King that our spirits cry for, to guide them, discipline them, unite them to each other; to give them a victory over themselves, a victory over the world. It is a Priest that our spirits cry for, to lift them above themselves to their God and Father; to make them partakers of His nature, fellow-workers in carrying out His purposes. Christ’s Sacrifice is the one authentic testimony that He is both the King and Priest of men. But since He is come to make them like Him—since He has taken their flesh and blood that they might have His Sonship—they have a portion also in all that appertains to that Sonship.</w:t>
       </w:r>
       <w:r>
         <w:rPr>
@@ -10922,7 +11209,7 @@
     </w:p>
     <w:p>
       <w:pPr>
-        <w:pStyle w:val="FirstParagraph"/>
+        <w:pStyle w:val="BodyText"/>
       </w:pPr>
       <w:r>
         <w:rPr>
@@ -10980,7 +11267,26 @@
         <w:rPr>
           <w:lang w:val="en-GB"/>
         </w:rPr>
-        <w:t xml:space="preserve">—REVELATION xix. 11-17.</w:t>
+        <w:t xml:space="preserve">—</w:t>
+      </w:r>
+      <w:r>
+        <w:rPr>
+          <w:smallCaps/>
+          <w:lang w:val="en-GB"/>
+        </w:rPr>
+        <w:t xml:space="preserve">Revelation</w:t>
+      </w:r>
+      <w:r>
+        <w:rPr>
+          <w:lang w:val="en-GB"/>
+        </w:rPr>
+        <w:t xml:space="preserve"> </w:t>
+      </w:r>
+      <w:r>
+        <w:rPr>
+          <w:lang w:val="en-GB"/>
+        </w:rPr>
+        <w:t xml:space="preserve">xix. 11-17.</w:t>
       </w:r>
     </w:p>
     <w:p>
@@ -11618,443 +11924,8 @@
       </w:pPr>
     </w:lvl>
   </w:abstractNum>
-  <w:abstractNum w:abstractNumId="99612">
-    <w:nsid w:val="00A99612"/>
-    <w:multiLevelType w:val="multilevel"/>
-    <w:lvl w:ilvl="0">
-      <w:start w:val="2"/>
-      <w:numFmt w:val="upperRoman"/>
-      <w:lvlText w:val="%1."/>
-      <w:lvlJc w:val="left"/>
-      <w:pPr>
-        <w:ind w:left="720" w:hanging="360"/>
-      </w:pPr>
-    </w:lvl>
-    <w:lvl w:ilvl="1">
-      <w:start w:val="2"/>
-      <w:numFmt w:val="upperRoman"/>
-      <w:lvlText w:val="%2."/>
-      <w:lvlJc w:val="left"/>
-      <w:pPr>
-        <w:ind w:left="1440" w:hanging="360"/>
-      </w:pPr>
-    </w:lvl>
-    <w:lvl w:ilvl="2">
-      <w:start w:val="2"/>
-      <w:numFmt w:val="upperRoman"/>
-      <w:lvlText w:val="%3."/>
-      <w:lvlJc w:val="left"/>
-      <w:pPr>
-        <w:ind w:left="2160" w:hanging="360"/>
-      </w:pPr>
-    </w:lvl>
-    <w:lvl w:ilvl="3">
-      <w:start w:val="2"/>
-      <w:numFmt w:val="upperRoman"/>
-      <w:lvlText w:val="%4."/>
-      <w:lvlJc w:val="left"/>
-      <w:pPr>
-        <w:ind w:left="2880" w:hanging="360"/>
-      </w:pPr>
-    </w:lvl>
-    <w:lvl w:ilvl="4">
-      <w:start w:val="2"/>
-      <w:numFmt w:val="upperRoman"/>
-      <w:lvlText w:val="%5."/>
-      <w:lvlJc w:val="left"/>
-      <w:pPr>
-        <w:ind w:left="3600" w:hanging="360"/>
-      </w:pPr>
-    </w:lvl>
-    <w:lvl w:ilvl="5">
-      <w:start w:val="2"/>
-      <w:numFmt w:val="upperRoman"/>
-      <w:lvlText w:val="%6."/>
-      <w:lvlJc w:val="left"/>
-      <w:pPr>
-        <w:ind w:left="4320" w:hanging="360"/>
-      </w:pPr>
-    </w:lvl>
-    <w:lvl w:ilvl="6">
-      <w:start w:val="2"/>
-      <w:numFmt w:val="upperRoman"/>
-      <w:lvlText w:val="%7."/>
-      <w:lvlJc w:val="left"/>
-      <w:pPr>
-        <w:ind w:left="5040" w:hanging="360"/>
-      </w:pPr>
-    </w:lvl>
-    <w:lvl w:ilvl="7">
-      <w:start w:val="2"/>
-      <w:numFmt w:val="upperRoman"/>
-      <w:lvlText w:val="%8."/>
-      <w:lvlJc w:val="left"/>
-      <w:pPr>
-        <w:ind w:left="5760" w:hanging="360"/>
-      </w:pPr>
-    </w:lvl>
-    <w:lvl w:ilvl="8">
-      <w:start w:val="2"/>
-      <w:numFmt w:val="upperRoman"/>
-      <w:lvlText w:val="%9."/>
-      <w:lvlJc w:val="left"/>
-      <w:pPr>
-        <w:ind w:left="6480" w:hanging="360"/>
-      </w:pPr>
-    </w:lvl>
-  </w:abstractNum>
-  <w:abstractNum w:abstractNumId="99411">
-    <w:nsid w:val="00A99411"/>
-    <w:multiLevelType w:val="multilevel"/>
-    <w:lvl w:ilvl="0">
-      <w:start w:val="1"/>
-      <w:numFmt w:val="decimal"/>
-      <w:lvlText w:val="%1."/>
-      <w:lvlJc w:val="left"/>
-      <w:pPr>
-        <w:ind w:left="720" w:hanging="360"/>
-      </w:pPr>
-    </w:lvl>
-    <w:lvl w:ilvl="1">
-      <w:start w:val="1"/>
-      <w:numFmt w:val="decimal"/>
-      <w:lvlText w:val="%2."/>
-      <w:lvlJc w:val="left"/>
-      <w:pPr>
-        <w:ind w:left="1440" w:hanging="360"/>
-      </w:pPr>
-    </w:lvl>
-    <w:lvl w:ilvl="2">
-      <w:start w:val="1"/>
-      <w:numFmt w:val="decimal"/>
-      <w:lvlText w:val="%3."/>
-      <w:lvlJc w:val="left"/>
-      <w:pPr>
-        <w:ind w:left="2160" w:hanging="360"/>
-      </w:pPr>
-    </w:lvl>
-    <w:lvl w:ilvl="3">
-      <w:start w:val="1"/>
-      <w:numFmt w:val="decimal"/>
-      <w:lvlText w:val="%4."/>
-      <w:lvlJc w:val="left"/>
-      <w:pPr>
-        <w:ind w:left="2880" w:hanging="360"/>
-      </w:pPr>
-    </w:lvl>
-    <w:lvl w:ilvl="4">
-      <w:start w:val="1"/>
-      <w:numFmt w:val="decimal"/>
-      <w:lvlText w:val="%5."/>
-      <w:lvlJc w:val="left"/>
-      <w:pPr>
-        <w:ind w:left="3600" w:hanging="360"/>
-      </w:pPr>
-    </w:lvl>
-    <w:lvl w:ilvl="5">
-      <w:start w:val="1"/>
-      <w:numFmt w:val="decimal"/>
-      <w:lvlText w:val="%6."/>
-      <w:lvlJc w:val="left"/>
-      <w:pPr>
-        <w:ind w:left="4320" w:hanging="360"/>
-      </w:pPr>
-    </w:lvl>
-    <w:lvl w:ilvl="6">
-      <w:start w:val="1"/>
-      <w:numFmt w:val="decimal"/>
-      <w:lvlText w:val="%7."/>
-      <w:lvlJc w:val="left"/>
-      <w:pPr>
-        <w:ind w:left="5040" w:hanging="360"/>
-      </w:pPr>
-    </w:lvl>
-    <w:lvl w:ilvl="7">
-      <w:start w:val="1"/>
-      <w:numFmt w:val="decimal"/>
-      <w:lvlText w:val="%8."/>
-      <w:lvlJc w:val="left"/>
-      <w:pPr>
-        <w:ind w:left="5760" w:hanging="360"/>
-      </w:pPr>
-    </w:lvl>
-    <w:lvl w:ilvl="8">
-      <w:start w:val="1"/>
-      <w:numFmt w:val="decimal"/>
-      <w:lvlText w:val="%9."/>
-      <w:lvlJc w:val="left"/>
-      <w:pPr>
-        <w:ind w:left="6480" w:hanging="360"/>
-      </w:pPr>
-    </w:lvl>
-  </w:abstractNum>
-  <w:abstractNum w:abstractNumId="99614">
-    <w:nsid w:val="00A99614"/>
-    <w:multiLevelType w:val="multilevel"/>
-    <w:lvl w:ilvl="0">
-      <w:start w:val="4"/>
-      <w:numFmt w:val="upperRoman"/>
-      <w:lvlText w:val="%1."/>
-      <w:lvlJc w:val="left"/>
-      <w:pPr>
-        <w:ind w:left="720" w:hanging="360"/>
-      </w:pPr>
-    </w:lvl>
-    <w:lvl w:ilvl="1">
-      <w:start w:val="4"/>
-      <w:numFmt w:val="upperRoman"/>
-      <w:lvlText w:val="%2."/>
-      <w:lvlJc w:val="left"/>
-      <w:pPr>
-        <w:ind w:left="1440" w:hanging="360"/>
-      </w:pPr>
-    </w:lvl>
-    <w:lvl w:ilvl="2">
-      <w:start w:val="4"/>
-      <w:numFmt w:val="upperRoman"/>
-      <w:lvlText w:val="%3."/>
-      <w:lvlJc w:val="left"/>
-      <w:pPr>
-        <w:ind w:left="2160" w:hanging="360"/>
-      </w:pPr>
-    </w:lvl>
-    <w:lvl w:ilvl="3">
-      <w:start w:val="4"/>
-      <w:numFmt w:val="upperRoman"/>
-      <w:lvlText w:val="%4."/>
-      <w:lvlJc w:val="left"/>
-      <w:pPr>
-        <w:ind w:left="2880" w:hanging="360"/>
-      </w:pPr>
-    </w:lvl>
-    <w:lvl w:ilvl="4">
-      <w:start w:val="4"/>
-      <w:numFmt w:val="upperRoman"/>
-      <w:lvlText w:val="%5."/>
-      <w:lvlJc w:val="left"/>
-      <w:pPr>
-        <w:ind w:left="3600" w:hanging="360"/>
-      </w:pPr>
-    </w:lvl>
-    <w:lvl w:ilvl="5">
-      <w:start w:val="4"/>
-      <w:numFmt w:val="upperRoman"/>
-      <w:lvlText w:val="%6."/>
-      <w:lvlJc w:val="left"/>
-      <w:pPr>
-        <w:ind w:left="4320" w:hanging="360"/>
-      </w:pPr>
-    </w:lvl>
-    <w:lvl w:ilvl="6">
-      <w:start w:val="4"/>
-      <w:numFmt w:val="upperRoman"/>
-      <w:lvlText w:val="%7."/>
-      <w:lvlJc w:val="left"/>
-      <w:pPr>
-        <w:ind w:left="5040" w:hanging="360"/>
-      </w:pPr>
-    </w:lvl>
-    <w:lvl w:ilvl="7">
-      <w:start w:val="4"/>
-      <w:numFmt w:val="upperRoman"/>
-      <w:lvlText w:val="%8."/>
-      <w:lvlJc w:val="left"/>
-      <w:pPr>
-        <w:ind w:left="5760" w:hanging="360"/>
-      </w:pPr>
-    </w:lvl>
-    <w:lvl w:ilvl="8">
-      <w:start w:val="4"/>
-      <w:numFmt w:val="upperRoman"/>
-      <w:lvlText w:val="%9."/>
-      <w:lvlJc w:val="left"/>
-      <w:pPr>
-        <w:ind w:left="6480" w:hanging="360"/>
-      </w:pPr>
-    </w:lvl>
-  </w:abstractNum>
   <w:num w:numId="1000">
     <w:abstractNumId w:val="990"/>
-  </w:num>
-  <w:num w:numId="1001">
-    <w:abstractNumId w:val="99612"/>
-    <w:lvlOverride w:ilvl="0">
-      <w:startOverride w:val="2"/>
-    </w:lvlOverride>
-    <w:lvlOverride w:ilvl="1">
-      <w:startOverride w:val="2"/>
-    </w:lvlOverride>
-    <w:lvlOverride w:ilvl="2">
-      <w:startOverride w:val="2"/>
-    </w:lvlOverride>
-    <w:lvlOverride w:ilvl="3">
-      <w:startOverride w:val="2"/>
-    </w:lvlOverride>
-    <w:lvlOverride w:ilvl="4">
-      <w:startOverride w:val="2"/>
-    </w:lvlOverride>
-    <w:lvlOverride w:ilvl="5">
-      <w:startOverride w:val="2"/>
-    </w:lvlOverride>
-    <w:lvlOverride w:ilvl="6">
-      <w:startOverride w:val="2"/>
-    </w:lvlOverride>
-    <w:lvlOverride w:ilvl="7">
-      <w:startOverride w:val="2"/>
-    </w:lvlOverride>
-    <w:lvlOverride w:ilvl="8">
-      <w:startOverride w:val="2"/>
-    </w:lvlOverride>
-  </w:num>
-  <w:num w:numId="1002">
-    <w:abstractNumId w:val="99612"/>
-    <w:lvlOverride w:ilvl="0">
-      <w:startOverride w:val="2"/>
-    </w:lvlOverride>
-    <w:lvlOverride w:ilvl="1">
-      <w:startOverride w:val="2"/>
-    </w:lvlOverride>
-    <w:lvlOverride w:ilvl="2">
-      <w:startOverride w:val="2"/>
-    </w:lvlOverride>
-    <w:lvlOverride w:ilvl="3">
-      <w:startOverride w:val="2"/>
-    </w:lvlOverride>
-    <w:lvlOverride w:ilvl="4">
-      <w:startOverride w:val="2"/>
-    </w:lvlOverride>
-    <w:lvlOverride w:ilvl="5">
-      <w:startOverride w:val="2"/>
-    </w:lvlOverride>
-    <w:lvlOverride w:ilvl="6">
-      <w:startOverride w:val="2"/>
-    </w:lvlOverride>
-    <w:lvlOverride w:ilvl="7">
-      <w:startOverride w:val="2"/>
-    </w:lvlOverride>
-    <w:lvlOverride w:ilvl="8">
-      <w:startOverride w:val="2"/>
-    </w:lvlOverride>
-  </w:num>
-  <w:num w:numId="1003">
-    <w:abstractNumId w:val="99411"/>
-    <w:lvlOverride w:ilvl="0">
-      <w:startOverride w:val="1"/>
-    </w:lvlOverride>
-    <w:lvlOverride w:ilvl="1">
-      <w:startOverride w:val="1"/>
-    </w:lvlOverride>
-    <w:lvlOverride w:ilvl="2">
-      <w:startOverride w:val="1"/>
-    </w:lvlOverride>
-    <w:lvlOverride w:ilvl="3">
-      <w:startOverride w:val="1"/>
-    </w:lvlOverride>
-    <w:lvlOverride w:ilvl="4">
-      <w:startOverride w:val="1"/>
-    </w:lvlOverride>
-    <w:lvlOverride w:ilvl="5">
-      <w:startOverride w:val="1"/>
-    </w:lvlOverride>
-    <w:lvlOverride w:ilvl="6">
-      <w:startOverride w:val="1"/>
-    </w:lvlOverride>
-    <w:lvlOverride w:ilvl="7">
-      <w:startOverride w:val="1"/>
-    </w:lvlOverride>
-    <w:lvlOverride w:ilvl="8">
-      <w:startOverride w:val="1"/>
-    </w:lvlOverride>
-  </w:num>
-  <w:num w:numId="1004">
-    <w:abstractNumId w:val="99612"/>
-    <w:lvlOverride w:ilvl="0">
-      <w:startOverride w:val="2"/>
-    </w:lvlOverride>
-    <w:lvlOverride w:ilvl="1">
-      <w:startOverride w:val="2"/>
-    </w:lvlOverride>
-    <w:lvlOverride w:ilvl="2">
-      <w:startOverride w:val="2"/>
-    </w:lvlOverride>
-    <w:lvlOverride w:ilvl="3">
-      <w:startOverride w:val="2"/>
-    </w:lvlOverride>
-    <w:lvlOverride w:ilvl="4">
-      <w:startOverride w:val="2"/>
-    </w:lvlOverride>
-    <w:lvlOverride w:ilvl="5">
-      <w:startOverride w:val="2"/>
-    </w:lvlOverride>
-    <w:lvlOverride w:ilvl="6">
-      <w:startOverride w:val="2"/>
-    </w:lvlOverride>
-    <w:lvlOverride w:ilvl="7">
-      <w:startOverride w:val="2"/>
-    </w:lvlOverride>
-    <w:lvlOverride w:ilvl="8">
-      <w:startOverride w:val="2"/>
-    </w:lvlOverride>
-  </w:num>
-  <w:num w:numId="1005">
-    <w:abstractNumId w:val="99612"/>
-    <w:lvlOverride w:ilvl="0">
-      <w:startOverride w:val="2"/>
-    </w:lvlOverride>
-    <w:lvlOverride w:ilvl="1">
-      <w:startOverride w:val="2"/>
-    </w:lvlOverride>
-    <w:lvlOverride w:ilvl="2">
-      <w:startOverride w:val="2"/>
-    </w:lvlOverride>
-    <w:lvlOverride w:ilvl="3">
-      <w:startOverride w:val="2"/>
-    </w:lvlOverride>
-    <w:lvlOverride w:ilvl="4">
-      <w:startOverride w:val="2"/>
-    </w:lvlOverride>
-    <w:lvlOverride w:ilvl="5">
-      <w:startOverride w:val="2"/>
-    </w:lvlOverride>
-    <w:lvlOverride w:ilvl="6">
-      <w:startOverride w:val="2"/>
-    </w:lvlOverride>
-    <w:lvlOverride w:ilvl="7">
-      <w:startOverride w:val="2"/>
-    </w:lvlOverride>
-    <w:lvlOverride w:ilvl="8">
-      <w:startOverride w:val="2"/>
-    </w:lvlOverride>
-  </w:num>
-  <w:num w:numId="1006">
-    <w:abstractNumId w:val="99614"/>
-    <w:lvlOverride w:ilvl="0">
-      <w:startOverride w:val="4"/>
-    </w:lvlOverride>
-    <w:lvlOverride w:ilvl="1">
-      <w:startOverride w:val="4"/>
-    </w:lvlOverride>
-    <w:lvlOverride w:ilvl="2">
-      <w:startOverride w:val="4"/>
-    </w:lvlOverride>
-    <w:lvlOverride w:ilvl="3">
-      <w:startOverride w:val="4"/>
-    </w:lvlOverride>
-    <w:lvlOverride w:ilvl="4">
-      <w:startOverride w:val="4"/>
-    </w:lvlOverride>
-    <w:lvlOverride w:ilvl="5">
-      <w:startOverride w:val="4"/>
-    </w:lvlOverride>
-    <w:lvlOverride w:ilvl="6">
-      <w:startOverride w:val="4"/>
-    </w:lvlOverride>
-    <w:lvlOverride w:ilvl="7">
-      <w:startOverride w:val="4"/>
-    </w:lvlOverride>
-    <w:lvlOverride w:ilvl="8">
-      <w:startOverride w:val="4"/>
-    </w:lvlOverride>
   </w:num>
 </w:numbering>
 </file>
@@ -12272,6 +12143,7 @@
       <w:keepNext/>
       <w:keepLines/>
       <w:spacing w:after="80" w:before="160"/>
+      <w:jc w:val="center"/>
       <w:outlineLvl w:val="1"/>
     </w:pPr>
     <w:rPr>
@@ -12295,6 +12167,7 @@
       <w:keepNext/>
       <w:keepLines/>
       <w:spacing w:after="80" w:before="160"/>
+      <w:jc w:val="center"/>
       <w:outlineLvl w:val="2"/>
     </w:pPr>
     <w:rPr>

--- a/books/doctrine-of-sacrifice/downloads/doctrine-of-sacrifice.docx
+++ b/books/doctrine-of-sacrifice/downloads/doctrine-of-sacrifice.docx
@@ -593,7 +593,7 @@
         <w:rPr>
           <w:lang w:val="en-GB"/>
         </w:rPr>
-        <w:t xml:space="preserve">The importance of this diversity could scarcely be overrated. I was sure that it could not be confined to a learned and formal exposition of doctrine; I was sure there must be some practical and general expression of it. That expression was not far to seek. The Catechism, which we teach to all children who have been baptized, tells them that they are members of Christ, children of God, inheritors of the kingdom of Heaven. Prayers framed for all the motley body which frequents our Churches, assume that all may call upon God as a reconciled Father. Here was the article translated into life. Human beings were treated as redeemed, -not in consequence of any act they had done, of any faith they had exercised; their faith was to be grounded on a foregone conclusion; their acts were to be the fruits of a state they already possessed.</w:t>
+        <w:t xml:space="preserve">The importance of this diversity could scarcely be overrated. I was sure that it could not be confined to a learned and formal exposition of doctrine; I was sure there must be some practical and general expression of it. That expression was not far to seek. The Catechism, which we teach to all children who have been baptized, tells them that they are members of Christ, children of God, inheritors of the kingdom of Heaven. Prayers framed for all the motley body which frequents our Churches, assume that all may call upon God as a reconciled Father. Here was the article translated into life. Human beings were treated as redeemed,—not in consequence of any act they had done, of any faith they had exercised; their faith was to be grounded on a foregone conclusion; their acts were to be the fruits of a state they already possessed.</w:t>
       </w:r>
     </w:p>
     <w:p>
@@ -3140,55 +3140,31 @@
         <w:rPr>
           <w:lang w:val="en-GB"/>
         </w:rPr>
-        <w:t xml:space="preserve">‘We are recollecting an event which ’happened to our fathers’</w:t>
-      </w:r>
-      <w:r>
-        <w:rPr>
-          <w:lang w:val="en-GB"/>
-        </w:rPr>
-        <w:t xml:space="preserve"> </w:t>
-      </w:r>
-      <w:r>
-        <w:rPr>
-          <w:lang w:val="en-GB"/>
-        </w:rPr>
-        <w:t xml:space="preserve">fathers, to men who were</w:t>
-      </w:r>
-      <w:r>
-        <w:rPr>
-          <w:lang w:val="en-GB"/>
-        </w:rPr>
-        <w:t xml:space="preserve"> </w:t>
-      </w:r>
-      <w:r>
-        <w:rPr>
-          <w:lang w:val="en-GB"/>
-        </w:rPr>
-        <w:t xml:space="preserve">‘suffering from evils which we are not suffering from, ’who were bondsmen in a land which we have not seen, ’and are never likely to see.’</w:t>
-      </w:r>
-      <w:r>
-        <w:rPr>
-          <w:lang w:val="en-GB"/>
-        </w:rPr>
-        <w:t xml:space="preserve"> </w:t>
-      </w:r>
-      <w:r>
-        <w:rPr>
-          <w:lang w:val="en-GB"/>
-        </w:rPr>
-        <w:t xml:space="preserve">But again,</w:t>
-      </w:r>
-      <w:r>
-        <w:rPr>
-          <w:lang w:val="en-GB"/>
-        </w:rPr>
-        <w:t xml:space="preserve"> </w:t>
-      </w:r>
-      <w:r>
-        <w:rPr>
-          <w:lang w:val="en-GB"/>
-        </w:rPr>
-        <w:t xml:space="preserve">‘This sacrifice ’which we are offering never did purchase the good- ’will of Him to whom it was presented—was not the ’influence by which in past days, any more than in these ’days, He was moved to look favourably upon our race. ’He Himself chose our fathers; He Himself wrought ’out their deliverance. The origin of it, the whole con- ’duct of it, was in Him. He claimed us for his people: ’by this act our fathers declared, and we declare, that ’He is our King. Do you think that we want to ’persuade Him to deliver us from certain mischiefs ’and evils which He has brought upon us? Why! we ’know Him only by that name of Deliverer. We were ’in bondage to a tyrant; He broke our chains. Pharaoh ’was grinding down our fathers with hard tasks, He ’said that He had seen their affliction and pitied them. ’Pharaoh would hardly let us go out of our bondage; ’by fire and by blood, and by the slaughter of the first- ’born, He obliged him to let us go.’</w:t>
+        <w:t xml:space="preserve">‘We are recollecting an event which happened to our fathers’</w:t>
+      </w:r>
+      <w:r>
+        <w:rPr>
+          <w:lang w:val="en-GB"/>
+        </w:rPr>
+        <w:t xml:space="preserve"> </w:t>
+      </w:r>
+      <w:r>
+        <w:rPr>
+          <w:lang w:val="en-GB"/>
+        </w:rPr>
+        <w:t xml:space="preserve">fathers, to men who were suffering from evils which we are not suffering from, who were bondsmen in a land which we have not seen, and are never likely to see.’ But again,</w:t>
+      </w:r>
+      <w:r>
+        <w:rPr>
+          <w:lang w:val="en-GB"/>
+        </w:rPr>
+        <w:t xml:space="preserve"> </w:t>
+      </w:r>
+      <w:r>
+        <w:rPr>
+          <w:lang w:val="en-GB"/>
+        </w:rPr>
+        <w:t xml:space="preserve">‘This sacrifice which we are offering never did purchase the good-will of Him to whom it was presented—was not the influence by which in past days, any more than in these days, He was moved to look favourably upon our race. He Himself chose our fathers; He Himself wrought out their deliverance. The origin of it, the whole conduct of it, was in Him. He claimed us for his people: by this act our fathers declared, and we declare, that He is our King. Do you think that we want to persuade Him to deliver us from certain mischiefs and evils which He has brought upon us? Why! we know Him only by that name of Deliverer. We were in bondage to a tyrant; He broke our chains. Pharaoh was grinding down our fathers with hard tasks, He said that He had seen their affliction and pitied them. Pharaoh would hardly let us go out of our bondage; by fire and by blood, and by the slaughter of the firstborn, He obliged him to let us go.’</w:t>
       </w:r>
     </w:p>
     <w:p>
@@ -3211,7 +3187,7 @@
         <w:rPr>
           <w:lang w:val="en-GB"/>
         </w:rPr>
-        <w:t xml:space="preserve">‘This does not explain the sacrifice; that has surely ’something to do with punishment and vengeance; that ’must be intended to avert punishment and vengeance ’from those who present it. You spoke of a slaughter ’of the firstborn in Egypt, both of man and beast; you ’spoke of the firstborn of the Israelites being passed ’over; you spoke of their offering a lamb, and marking ’the door-posts of their houses with the blood of it. If ’God is the Deliverer of some, He surely executes wrath ’upon others. Do you not offer the lamb and keep this ’feast, that you may be the objects of His mercy, not of ’His wrath?’</w:t>
+        <w:t xml:space="preserve">‘This does not explain the sacrifice; that has surely something to do with punishment and vengeance; that must be intended to avert punishment and vengeance from those who present it. You spoke of a slaughter of the firstborn in Egypt, both of man and beast; you spoke of the firstborn of the Israelites being passed over; you spoke of their offering a lamb, and marking the door-posts of their houses with the blood of it. If God is the Deliverer of some, He surely executes wrath upon others. Do you not offer the lamb and keep this feast, that you may be the objects of His mercy, not of His wrath?’</w:t>
       </w:r>
       <w:r>
         <w:rPr>
@@ -3247,7 +3223,7 @@
         <w:rPr>
           <w:lang w:val="en-GB"/>
         </w:rPr>
-        <w:t xml:space="preserve">‘most assuredly we do believe in a God of ’wrath and vengeance—in One who executes wrath and ’vengeance upon the oppressor, and this without respect ’of persons. His anger may descend upon the king or ’the subject, upon the Israelite as well as upon the ’Egyptian. It not only may, but we know assuredly ’that it will. His government is not one of accident or ’caprice, but of fixed eternal law. He is the God of ’righteousness, and without iniquity; whatever is un-’righteous, iniquitous, sets itself at war against Him;- ’He is pledged to destroy it. Pharaoh was self-willed; ’he believed in might, not in right; he became an ’oppressor, and his people became oppressors of others, ’while they suffered from his wrong. Therefore, the ’righteous God smote them. Because He was the Deli-’verer of the poor, and of them that had no helper, He ’manifested His strength against those who trampled ’upon them, against the proud man of the earth. The ’slaughter of the firstborn tells us what it is that ’causes the great visitations upon the world—what ’overthrows families and kingdoms. Looked at on one ’side, it is their own tyranny, and brutality, and hatred; ’looked at from the other side, it is the righteousness ’and truth upon which the world stands, which the ’powers in heaven obey, which none can transgress ’without encountering that which is mightier. You are ’right, that our sacrifice has to do with the slaughter of ’the firstborn. It is therefore that we sacrifice the ’firstborn of every beast being male. This is the witness ’we bear, that we hold everything of the righteous Lord, ’the Redeemer; thus we declare that we look upon the life of every animal as given by Him; thus we declare ’that we do not worship this animal life in any creature, ’or in ourselves; thus we affirm that we have dominion over it, and that we are to devote it to the use of that ’which is higher than itself. But all the firstborn of my ’children I redeem. I dare not treat them as I treat the ’animals; I know that they are made in God’s image; ’I know that to slay them upon an altar would not be ’to sacrifice them to God; He wants them for other ’services than that. But He does want them, and I ’devote them to Him. I declare that they belong to ’Him as much as any beast belongs to Him; I offer ’them up as sacrifices to Him who has redeemed them; ’I declare that every day and hour they live, they are ’to bear witness of the redemption He has made for them—to prove, by their words and acts, that they are ’servants of One who cares for them and whom they ’can trust, not of a tyrant who uses them as his tools, ’and whom they hate.’</w:t>
+        <w:t xml:space="preserve">‘most assuredly we do believe in a God of wrath and vengeance—in One who executes wrath and vengeance upon the oppressor, and this without respect of persons. His anger may descend upon the king or the subject, upon the Israelite as well as upon the Egyptian. It not only may, but we know assuredly that it will. His government is not one of accident or caprice, but of fixed eternal law. He is the God of righteousness, and without iniquity; whatever is unrighteous, iniquitous, sets itself at war against Him; He is pledged to destroy it. Pharaoh was self-willed; he believed in might, not in right; he became an oppressor, and his people became oppressors of others, while they suffered from his wrong. Therefore, the righteous God smote them. Because He was the Deliverer of the poor, and of them that had no helper, He manifested His strength against those who trampled upon them, against the proud man of the earth. The slaughter of the firstborn tells us what it is that causes the great visitations upon the world—what overthrows families and kingdoms. Looked at on one side, it is their own tyranny, and brutality, and hatred; looked at from the other side, it is the righteousness and truth upon which the world stands, which the powers in heaven obey, which none can transgress without encountering that which is mightier. You are right, that our sacrifice has to do with the slaughter of the firstborn. It is therefore that we sacrifice the firstborn of every beast being male. This is the witness we bear, that we hold everything of the righteous Lord, the Redeemer; thus we declare that we look upon the life of every animal as given by Him; thus we declare that we do not worship this animal life in any creature, or in ourselves; thus we affirm that we have dominion over it, and that we are to devote it to the use of that which is higher than itself. But all the firstborn of my children I redeem. I dare not treat them as I treat the animals; I know that they are made in God’s image; I know that to slay them upon an altar would not be to sacrifice them to God; He wants them for other services than that. But He does want them, and I devote them to Him. I declare that they belong to Him as much as any beast belongs to Him; I offer them up as sacrifices to Him who has redeemed them; I declare that every day and hour they live, they are to bear witness of the redemption He has made for them—to prove, by their words and acts, that they are servants of One who cares for them and whom they can trust, not of a tyrant who uses them as his tools, and whom they hate.’</w:t>
       </w:r>
     </w:p>
     <w:p>
@@ -4998,7 +4974,7 @@
         <w:rPr>
           <w:lang w:val="en-GB"/>
         </w:rPr>
-        <w:t xml:space="preserve">‘This is the history of a sacrifice—of a man who is ’making a sacrifice,—of a sacrifice of God.’</w:t>
+        <w:t xml:space="preserve">‘This is the history of a sacrifice—of a man who is making a sacrifice,—of a sacrifice of God.’</w:t>
       </w:r>
       <w:r>
         <w:rPr>
@@ -5022,7 +4998,7 @@
         <w:rPr>
           <w:lang w:val="en-GB"/>
         </w:rPr>
-        <w:t xml:space="preserve">‘This is the Lamb of God; this is He in ’whom we see the very mind, and will, and purpose of ’Him who created us; this is the Lamb of God, in “whom we see the perfect surrender of a man to that ’will and mind of God’</w:t>
+        <w:t xml:space="preserve">‘This is the Lamb of God; this is He in whom we see the very mind, and will, and purpose of Him who created us; this is the Lamb of God, in whom we see the perfect surrender of a man to that will and mind of God’</w:t>
       </w:r>
       <w:r>
         <w:rPr>
@@ -5040,7 +5016,7 @@
         <w:rPr>
           <w:lang w:val="en-GB"/>
         </w:rPr>
-        <w:t xml:space="preserve">‘He who perfectly sympathised ’with us in our evil, must be the man who is free ’from all evil; He who has entirely given up Himself “to death, must be the mighty God.’</w:t>
+        <w:t xml:space="preserve">‘He who perfectly sympathised with us in our evil, must be the man who is free from all evil; He who has entirely given up Himself to death, must be the mighty God.’</w:t>
       </w:r>
     </w:p>
     <w:bookmarkEnd w:id="21"/>
@@ -6496,7 +6472,31 @@
         <w:rPr>
           <w:lang w:val="en-GB"/>
         </w:rPr>
-        <w:t xml:space="preserve">And then the words of the beloved disciple will be found to be in perfect harmony with those of the Apostle of the Gentiles. I shall have to speak hereafter, for another purpose, of those words in which he declares, that we have an Advocate with the Father, Jesus Christ the righteous, who is the propitiation for our sins, and not for ours only, but for the sins of the whole world. But I cannot pass them over here; because, if you will read them in connection with the first chapter of the Epistle, you will see how marvellously they sustain that doctrine of propitiation which St. Paul preached to the Romans. The object of St. John is expressly to bring a message concerning Him who was from the beginning; to proclaim Him as the Light, in whom is no darkness at all. And Jesus Christ is set forth as the Propitiation by the Great Father of all, that He might be declared in this character, that the sins of them and of the world might be taken away. It may be that this Gospel sounds even broader, freer, than St. Paul’s. But it is not really so. In the fifth chapter of the Epistle to the Romans he declares, that “as by the offence of one, judgment came upon all men to condemnation; even so by the righteousness of one, the free gift came upon all men unto justification of life.’ We cannot enlarge the force or application of such a Gospel. God will confound us, if we dare, by any arrangements of ours, to narrow it.</w:t>
+        <w:t xml:space="preserve">And then the words of the beloved disciple will be found to be in perfect harmony with those of the Apostle of the Gentiles. I shall have to speak hereafter, for another purpose, of those words in which he declares, that we have an Advocate with the Father, Jesus Christ the righteous, who is the propitiation for our sins, and not for ours only, but for the sins of the whole world. But I cannot pass them over here; because, if you will read them in connection with the first chapter of the Epistle, you will see how marvellously they sustain that doctrine of propitiation which St. Paul preached to the Romans. The object of St. John is expressly to bring a message concerning Him who was from the beginning; to proclaim Him as the Light, in whom is no darkness at all. And Jesus Christ is set forth as the Propitiation by the Great Father of all, that He might be declared in this character, that the sins of them and of the world might be taken away. It may be that this Gospel sounds even broader, freer, than St. Paul’s. But it is not really so. In the fifth chapter of the Epistle to the Romans he declares, that</w:t>
+      </w:r>
+      <w:r>
+        <w:rPr>
+          <w:lang w:val="en-GB"/>
+        </w:rPr>
+        <w:t xml:space="preserve"> </w:t>
+      </w:r>
+      <w:r>
+        <w:rPr>
+          <w:lang w:val="en-GB"/>
+        </w:rPr>
+        <w:t xml:space="preserve">‘as by the offence of one, judgment came upon all men to condemnation; even so by the righteousness of one, the free gift came upon all men unto justification of life.’</w:t>
+      </w:r>
+      <w:r>
+        <w:rPr>
+          <w:lang w:val="en-GB"/>
+        </w:rPr>
+        <w:t xml:space="preserve"> </w:t>
+      </w:r>
+      <w:r>
+        <w:rPr>
+          <w:lang w:val="en-GB"/>
+        </w:rPr>
+        <w:t xml:space="preserve">We cannot enlarge the force or application of such a Gospel. God will confound us, if we dare, by any arrangements of ours, to narrow it.</w:t>
       </w:r>
     </w:p>
     <w:bookmarkEnd w:id="24"/>
@@ -8037,7 +8037,7 @@
         <w:rPr>
           <w:lang w:val="en-GB"/>
         </w:rPr>
-        <w:t xml:space="preserve">The Gentile was seeking God where He was not to be found, invoking Him when He was not near. Conscience made a coward of him; he was afraid of the Lord of his spirit, whose rebukes sounded so alarming; he made himself other lords out of the things which he looked upon, and asked them to save him from himself. The Jew, unable to find a refuge in the forms of the world, forced to think of God as speaking to him and commanding him, would fain have destroyed the Being who, he thought, was ready at any moment to destroy him. God presents His only-begotten Son to both, as the true image of Himself, as the perfect Righteousness which the Law enjoins; He gives Him up for all, as the assurance that there is a bond between Him and His creatures, which no rebellion of theirs, which no law of ’His, could set aside. By this mighty offering, He breaks down the middle wall of partition between those whom He seemed to favour and those whom He seemed to curse. The blessing of the one is found to be a curse, unless it has led him to the living trust in God, not in his own privileges. The curse of the other is found to be a blessing, if it has led him, in weariness and sorrow, to cry for a Teacher and Deliverer of his spirit. One Man is proclaimed as the King and Saviour of both. The signs of His royalty, the marks of the Victor, are the prints of the nails. By these he establishes His right to the trust and the obedience of His creatures; by these He justifies His eternal relation to God. These are the sure testimonies that God has atoned Man to Himself; that there is no distinction of favoured or neglected race. He is our Peace; the centre of union and fellowship between the tribes of the earth; the Destroyer of whatever there was in themselves, of whatever there seemed to be in the divine ordinances for the teaching and correction of men, which set them at war. Humanity, which had heretofore stood in these apparently hopeless divisions of Jew and Gentile,—while yet it was evincing itself, by the most undoubted proofs, to be essentially the same in both—the same in its conscious evil, the same in its certainty that this evil was the strife against a good, for which it was created humanity henceforth stands united in Him. He has made in Himself of twain one new man, so making peace. Henceforth, to treat any man as an alien from God, as cut off by any legal sentence from Him, was to deny Christ’s death; to say that God had not made the great Peace-offering; that the Cross had not removed all which gave one advantage over another.</w:t>
+        <w:t xml:space="preserve">The Gentile was seeking God where He was not to be found, invoking Him when He was not near. Conscience made a coward of him; he was afraid of the Lord of his spirit, whose rebukes sounded so alarming; he made himself other lords out of the things which he looked upon, and asked them to save him from himself. The Jew, unable to find a refuge in the forms of the world, forced to think of God as speaking to him and commanding him, would fain have destroyed the Being who, he thought, was ready at any moment to destroy him. God presents His only-begotten Son to both, as the true image of Himself, as the perfect Righteousness which the Law enjoins; He gives Him up for all, as the assurance that there is a bond between Him and His creatures, which no rebellion of theirs, which no law of His, could set aside. By this mighty offering, He breaks down the middle wall of partition between those whom He seemed to favour and those whom He seemed to curse. The blessing of the one is found to be a curse, unless it has led him to the living trust in God, not in his own privileges. The curse of the other is found to be a blessing, if it has led him, in weariness and sorrow, to cry for a Teacher and Deliverer of his spirit. One Man is proclaimed as the King and Saviour of both. The signs of His royalty, the marks of the Victor, are the prints of the nails. By these he establishes His right to the trust and the obedience of His creatures; by these He justifies His eternal relation to God. These are the sure testimonies that God has atoned Man to Himself; that there is no distinction of favoured or neglected race. He is our Peace; the centre of union and fellowship between the tribes of the earth; the Destroyer of whatever there was in themselves, of whatever there seemed to be in the divine ordinances for the teaching and correction of men, which set them at war. Humanity, which had heretofore stood in these apparently hopeless divisions of Jew and Gentile,—while yet it was evincing itself, by the most undoubted proofs, to be essentially the same in both—the same in its conscious evil, the same in its certainty that this evil was the strife against a good, for which it was created humanity henceforth stands united in Him. He has made in Himself of twain one new man, so making peace. Henceforth, to treat any man as an alien from God, as cut off by any legal sentence from Him, was to deny Christ’s death; to say that God had not made the great Peace-offering; that the Cross had not removed all which gave one advantage over another.</w:t>
       </w:r>
     </w:p>
     <w:p>
@@ -8747,43 +8747,31 @@
         <w:rPr>
           <w:lang w:val="en-GB"/>
         </w:rPr>
-        <w:t xml:space="preserve">And in these words there lies the greatest wonder of all. That angels and principalities should have the mind of Jesus Christ—that they should be like Him, and do like Him,—this is conceivable; but that a set of jarring people—Jews, Greeks, Romans—with exclusive national feelings each with a separate interest and prejudice of his own, should have this one mind; that it should be reasonable, that it should be possible to bid them have it, this is what we find it so hard to believe. And it is hard, and it was as hard for them to believe it as it is for us. We understand, as we read St. Paul’s Epistles, what work an apostle had to keep peace in the Churches,—yes! and how very poorly he could perform the work. The great discovery he made was, that he could not perform it at all; that there were elements of strife in himself, and in those to whom he wrote, which no skill or arguments of his could bring into order. The difficulty was not less with baptized men than with others; it was greater. Their spirits had been stirred to their very foundations; —it was not only the ordinary strife and self-interest of the world which were exciting them to war: a host of new thoughts had been awakened within them, each of which might give birth to heresies and hatreds. Oh! what remorse and misery would have been in the thought of having founded societies with such principles of sorrow and mischief in them, if he had not felt that beneath them all lay that uniting mind of Christ, that divine Sacrifice, the name which can make the proudest spirits bow. But these He had been sent to proclaim in the midst of a fighting world; in them, he was certain lay the secret of eternal power and reconcilement. He could say to them all—’ You have these different</w:t>
-      </w:r>
-      <w:r>
-        <w:rPr>
-          <w:lang w:val="en-GB"/>
-        </w:rPr>
-        <w:t xml:space="preserve"> </w:t>
-      </w:r>
-      <w:r>
-        <w:rPr>
-          <w:lang w:val="en-GB"/>
-        </w:rPr>
-        <w:t xml:space="preserve">‘purposes, and notions, and interests, and wills; all ’attempts to stifle them because they are inconvenient, ’to crush them under some general rule, to adjust them ’by some benignant compromise, has always proved ’abortive, and always will. Instead of extinguishing ’them, I have been the means of awakening you to a “consciousness of them. But I have done this, because ’I know who is at the centre of all these different lines ’of thought, and purpose, and will of yours; in whom ’they all meet; I know whence those springs of life ’within you, which seem so full of turbulence, proceed. ’I can tell you who is ruling you, and with whom you ’are fighting. I can tell you how the power which is ’in the Ruler of heaven and earth may become a power ’in you. The meaning of your baptism, of your calling ’to be members of a Church, is, that He makes you ’sharers of His own mind; that He promises you His ’Spirit every day and hour to overcome that in you, ’and you, and you, which is disposed to set up a separate mind, a mind of your own, in opposition to it. ’The best good tidings I can declare to you, and to the ’universe, is that you need not do that. You can be at “peace; He has made peace for you. You can give up ’yourselves; He has given up Himself for you. You ’can claim your place in the heavenly order and ’harmony; He has brought you into it, breaking down ’the barrier of self-will which made our world an exile ’from it.’</w:t>
-      </w:r>
-      <w:r>
-        <w:rPr>
-          <w:lang w:val="en-GB"/>
-        </w:rPr>
-        <w:t xml:space="preserve"> </w:t>
-      </w:r>
-      <w:r>
-        <w:rPr>
-          <w:lang w:val="en-GB"/>
-        </w:rPr>
-        <w:t xml:space="preserve">After eighteen centuries, do the words sound more hopeless than ever? Does it seem more incredible than ever that there should be peace in the world, quite incredible that there should be peace in the Church? Do you begin to despair of it in your households, in your hearts? I would not make anyone think less sadly of the strife which he sees around him, and feels within him. The more sad it makes him, the more seriously he will ask himself—’ Whence comes it?</w:t>
-      </w:r>
-      <w:r>
-        <w:rPr>
-          <w:lang w:val="en-GB"/>
-        </w:rPr>
-        <w:t xml:space="preserve"> </w:t>
-      </w:r>
-      <w:r>
-        <w:rPr>
-          <w:lang w:val="en-GB"/>
-        </w:rPr>
-        <w:t xml:space="preserve">‘what is it that we have lost? what is it that we want?’</w:t>
+        <w:t xml:space="preserve">And in these words there lies the greatest wonder of all. That angels and principalities should have the mind of Jesus Christ—that they should be like Him, and do like Him,—this is conceivable; but that a set of jarring people—Jews, Greeks, Romans—with exclusive national feelings each with a separate interest and prejudice of his own, should have this one mind; that it should be reasonable, that it should be possible to bid them have it, this is what we find it so hard to believe. And it is hard, and it was as hard for them to believe it as it is for us. We understand, as we read St. Paul’s Epistles, what work an apostle had to keep peace in the Churches,—yes! and how very poorly he could perform the work. The great discovery he made was, that he could not perform it at all; that there were elements of strife in himself, and in those to whom he wrote, which no skill or arguments of his could bring into order. The difficulty was not less with baptized men than with others; it was greater. Their spirits had been stirred to their very foundations; —it was not only the ordinary strife and self-interest of the world which were exciting them to war: a host of new thoughts had been awakened within them, each of which might give birth to heresies and hatreds. Oh! what remorse and misery would have been in the thought of having founded societies with such principles of sorrow and mischief in them, if he had not felt that beneath them all lay that uniting mind of Christ, that divine Sacrifice, the name which can make the proudest spirits bow. But these He had been sent to proclaim in the midst of a fighting world; in them, he was certain lay the secret of eternal power and reconcilement. He could say to them all—</w:t>
+      </w:r>
+      <w:r>
+        <w:rPr>
+          <w:lang w:val="en-GB"/>
+        </w:rPr>
+        <w:t xml:space="preserve">‘You have these different purposes, and notions, and interests, and wills; all attempts to stifle them because they are inconvenient, to crush them under some general rule, to adjust them by some benignant compromise, has always proved abortive, and always will. Instead of extinguishing them, I have been the means of awakening you to a consciousness of them. But I have done this, because I know who is at the centre of all these different lines of thought, and purpose, and will of yours; in whom they all meet; I know whence those springs of life within you, which seem so full of turbulence, proceed. I can tell you who is ruling you, and with whom you are fighting. I can tell you how the power which is in the Ruler of heaven and earth may become a power in you. The meaning of your baptism, of your calling to be members of a Church, is, that He makes you sharers of His own mind; that He promises you His Spirit every day and hour to overcome that in you, and you, and you, which is disposed to set up a separate mind, a mind of your own, in opposition to it. The best good tidings I can declare to you, and to the universe, is that you need not do that. You can be at peace; He has made peace for you. You can give up yourselves; He has given up Himself for you. You can claim your place in the heavenly order and harmony; He has brought you into it, breaking down the barrier of self-will which made our world an exile from it.’</w:t>
+      </w:r>
+      <w:r>
+        <w:rPr>
+          <w:lang w:val="en-GB"/>
+        </w:rPr>
+        <w:t xml:space="preserve"> </w:t>
+      </w:r>
+      <w:r>
+        <w:rPr>
+          <w:lang w:val="en-GB"/>
+        </w:rPr>
+        <w:t xml:space="preserve">After eighteen centuries, do the words sound more hopeless than ever? Does it seem more incredible than ever that there should be peace in the world, quite incredible that there should be peace in the Church? Do you begin to despair of it in your households, in your hearts? I would not make anyone think less sadly of the strife which he sees around him, and feels within him. The more sad it makes him, the more seriously he will ask himself—</w:t>
+      </w:r>
+      <w:r>
+        <w:rPr>
+          <w:lang w:val="en-GB"/>
+        </w:rPr>
+        <w:t xml:space="preserve">‘Whence comes it? what is it that we have lost? what is it that we want?’</w:t>
       </w:r>
       <w:r>
         <w:rPr>
@@ -9079,7 +9067,7 @@
         <w:rPr>
           <w:lang w:val="en-GB"/>
         </w:rPr>
-        <w:t xml:space="preserve">The words of my text point to the greatest and most decisive argument of all, by which this accusation is supported. The Devil, it boldly says, was he who had the power of Death. Whatever reason some higher and better teacher might suggest to men for trusting God, for believing that he intended good to them, and not evil—whatever rains from heaven and fruitful seasons might tell them, Death was the answer to them all. That was the great ordinance for the whole race, for the whole creation. That stopped all the projects of the individual man; that made all purposes of improvement abortive; that made schemes for the future, which nevertheless, we must always be devising, ridiculous. That cut off all the bonds of family, of tribe, or nation. That made a man’s concern for his children’s children idle dreams. That said, Talk of your freedom as you please; there is this death always waiting to crush it at the last. Talk of Nature with its teeming, ever-renewing life; its mornings after midnight, its springs after winter, as much as you will. But this declares——With men and the inhabitants of the world you have nothing more to do. You may go somewhere else, possibly; you may dwell in some unknown solitude. But the thoughts which have been formed in you here, the life you have led here, the persons you have known,—they are over. This is one part of the argument; one demonstration that God meant nothing by the universe He had formed, or that He meant destruction by it; or that His purpose, if it was a gracious one, had been defeated. But there was another road to the same, or a more fearful, result. The accuser could say,</w:t>
+        <w:t xml:space="preserve">The words of my text point to the greatest and most decisive argument of all, by which this accusation is supported. The Devil, it boldly says, was he who had the power of Death. Whatever reason some higher and better teacher might suggest to men for trusting God, for believing that he intended good to them, and not evil—whatever rains from heaven and fruitful seasons might tell them, Death was the answer to them all. That was the great ordinance for the whole race, for the whole creation. That stopped all the projects of the individual man; that made all purposes of improvement abortive; that made schemes for the future, which nevertheless, we must always be devising, ridiculous. That cut off all the bonds of family, of tribe, or nation. That made a man’s concern for his children’s children idle dreams. That said, Talk of your freedom as you please; there is this death always waiting to crush it at the last. Talk of Nature with its teeming, ever-renewing life; its mornings after midnight, its springs after winter, as much as you will. But this declares,—With men and the inhabitants of the world you have nothing more to do. You may go somewhere else, possibly; you may dwell in some unknown solitude. But the thoughts which have been formed in you here, the life you have led here, the persons you have known,—they are over. This is one part of the argument; one demonstration that God meant nothing by the universe He had formed, or that He meant destruction by it; or that His purpose, if it was a gracious one, had been defeated. But there was another road to the same, or a more fearful, result. The accuser could say,</w:t>
       </w:r>
       <w:r>
         <w:rPr>
@@ -9369,7 +9357,7 @@
         <w:rPr>
           <w:lang w:val="en-GB"/>
         </w:rPr>
-        <w:t xml:space="preserve">I have touched upon this point, because it has an important bearing upon the meaning of the text, and also because it connects the subject upon which I wish to speak to-day with that of which I spoke last Sunday. The Accusing Spirit who is said in the Epistle to the Hebrews to have had the power of death till Christ tasted death for every man, misrepresents the mind and will of God towards us, the acts and dispositions of our fellow-creatures, our own moral condition. He leads us to suspect an enemy in our Father, an enemy in every brother, an enemy in our own heart. The more we know of these inward accusations, of their subtle complications, of the way in which they pervert the most undoubted facts, and the most authentic witnesses of our consciences into falsehoods, and arguments to evil—the more horror we feel of a power near to us, acquainted with our secrets, bent upon our ruin. We may state the conviction to ourselves in the most various forms; but we have it one and all, and we cannot shake it off. No; nor is there any emancipation from it, but in the acknowledgment of that other Spirit, the Spirit of Truth, who is also acquainted with all that is passing in us, who knows recesses in our spirits which the other does not know, who reveals to us God as a Father; those whom we had taken to be His enemies and ours, as belonging to a family which He has begotten and redeemed; ourselves as members of that family. To have such a Spirit ever near, ever ready to come when we call upon Him, able to lay bare the sophistries by which the Spirit of distrust and lies is urging us to despair, able to show in every fact which is the excuse for his sophistries, arguments for confidence and hope—this, indeed, is the fulfilment of the promise—</w:t>
+        <w:t xml:space="preserve">I have touched upon this point, because it has an important bearing upon the meaning of the text, and also because it connects the subject upon which I wish to speak to-day with that of which I spoke last Sunday. The Accusing Spirit who is said in the Epistle to the Hebrews to have had the power of death till Christ tasted death for every man, misrepresents the mind and will of God towards us, the acts and dispositions of our fellow-creatures, our own moral condition. He leads us to suspect an enemy in our Father, an enemy in every brother, an enemy in our own heart. The more we know of these inward accusations, of their subtle complications, of the way in which they pervert the most undoubted facts, and the most authentic witnesses of our consciences into falsehoods, and arguments to evil—the more horror we feel of a power near to us, acquainted with our secrets, bent upon our ruin. We may state the conviction to ourselves in the most various forms; but we have it one and all, and we cannot shake it off. No; nor is there any emancipation from it, but in the acknowledgment of that other Spirit, the Spirit of Truth, who is also with us, who is also acquainted with all that is passing in us, who knows recesses in our spirits which the other does not know, who reveals to us God as a Father; those whom we had taken to be His enemies and ours, as belonging to a family which He has begotten and redeemed; ourselves as members of that family. To have such a Spirit ever near, ever ready to come when we call upon Him, able to lay bare the sophistries by which the Spirit of distrust and lies is urging us to despair, able to show in every fact which is the excuse for his sophistries, arguments for confidence and hope—this, indeed, is the fulfilment of the promise—</w:t>
       </w:r>
       <w:r>
         <w:rPr>
@@ -9439,7 +9427,7 @@
         <w:rPr>
           <w:lang w:val="en-GB"/>
         </w:rPr>
-        <w:t xml:space="preserve">‘The Accuser speaks to you as men conscious of separation from God. You have that consciousness; you feel that it is an evil thing, a sin, to have it. Why do you feel it? Because there is a bond of union between you and God, because that bond is one which existed before all evil was in the world, and because no evil can destroy it. Therefore your conscience tells you that you are wrong for being separate from God, seeing that your might and proper state is one of union with Him; seeing that you are created for that state in Christ Jesus; seeing that you were redeemed for that state in Christ Jesus.’</w:t>
+        <w:t xml:space="preserve">‘The Accuser speaks to you as men conscious of separation from God. You have that consciousness; you feel that it is an evil thing, a sin, to have it. Why do you feel it? Because there is a bond of union between you and God, because that bond is one which existed before all evil was in the world, and because no evil can destroy it. Therefore your conscience tells you that you are wrong for being separate from God, seeing that your right and proper state is one of union with Him; seeing that you are created for that state in Christ Jesus; seeing that you were redeemed for that state in Christ Jesus.’</w:t>
       </w:r>
     </w:p>
     <w:p>
@@ -10077,7 +10065,7 @@
         <w:rPr>
           <w:lang w:val="en-GB"/>
         </w:rPr>
-        <w:t xml:space="preserve">I say, both Jew and Gentile wanted to be told whether there was an actual, original, eternal relation between God and them; or whether it was an artificial, legal, formal relation, which institutions had created, and which would perish if they perished. But, if possible, the Jew required this information more than the Gentile; for if no such eternal relation existed, the holy men of his land had been walking in a shadow, had been uttering visions when they had seen nothing; had been deceiving their countrymen and themselves. Those who put the Law and the Covenants, and the Sacrifices and the Priesthood, for the God who had appointed the Law and the Covenants, and the Sacrifices and the Priesthood, or supposed that they created the bond between Him and His creatures, of which they bore witness, were hastening towards the deepest unbelief— far more rapidly than those who had come to fancy that all the divine signs and ordinances were mere names and fictions.</w:t>
+        <w:t xml:space="preserve">I say, both Jew and Gentile wanted to be told whether there was an actual, original, eternal relation between God and them; or whether it was an artificial, legal, formal relation, which institutions had created, and which would perish if they perished. But, if possible, the Jew required this information more than the Gentile; for if no such eternal relation existed, the holy men of his land had been walking in a shadow, had been uttering visions when they had seen nothing; had been deceiving their countrymen and themselves. Those who put the Law and the Covenants, and the Sacrifices and the Priesthood, for the God who had appointed the Law and the Covenants, and the Sacrifices and the Priesthood, or supposed that they created the bond between Him and His creatures, of which they bore witness, were hastening towards the deepest unbelief—far more rapidly than those who had come to fancy that all the divine signs and ordinances were mere names and fictions.</w:t>
       </w:r>
     </w:p>
     <w:p>
@@ -12596,6 +12584,17 @@
       <w:jc w:val="center"/>
     </w:pPr>
   </w:style>
+  <w:style w:customStyle="1" w:styleId="MarginNote" w:type="character">
+    <w:name w:val="Margin Note"/>
+    <w:basedOn w:val="BodyTextChar"/>
+    <w:qFormat/>
+    <w:rPr>
+      <w:b/>
+      <w:bCs/>
+      <w:sz w:val="20"/>
+      <w:szCs w:val="20"/>
+    </w:rPr>
+  </w:style>
   <w:style w:type="paragraph" w:customStyle="1" w:styleId="SourceCode">
     <w:name w:val="Source Code"/>
     <w:basedOn w:val="Normal"/>
